--- a/W4WXZI_02.25/W4WXZI_3Pract.docx
+++ b/W4WXZI_02.25/W4WXZI_3Pract.docx
@@ -49,7 +49,6 @@
           <w:szCs w:val="44"/>
         </w:rPr>
       </w:pPr>
-      <w:proofErr w:type="spellStart"/>
       <w:r>
         <w:rPr>
           <w:bCs/>
@@ -58,18 +57,7 @@
           <w:sz w:val="44"/>
           <w:szCs w:val="44"/>
         </w:rPr>
-        <w:t>Adatbázisrenszerek</w:t>
-      </w:r>
-      <w:proofErr w:type="spellEnd"/>
-      <w:r>
-        <w:rPr>
-          <w:bCs/>
-          <w:i/>
-          <w:iCs/>
-          <w:sz w:val="44"/>
-          <w:szCs w:val="44"/>
-        </w:rPr>
-        <w:t xml:space="preserve"> 2</w:t>
+        <w:t>Adatbázisrenszerek 2</w:t>
       </w:r>
     </w:p>
     <w:p>
@@ -78,7 +66,10 @@
         <w:jc w:val="center"/>
       </w:pPr>
       <w:r>
-        <w:t>2.gyakrolat</w:t>
+        <w:t>3</w:t>
+      </w:r>
+      <w:r>
+        <w:t>.gyakrolat</w:t>
       </w:r>
     </w:p>
     <w:p>
@@ -87,7 +78,13 @@
         <w:jc w:val="center"/>
       </w:pPr>
       <w:r>
-        <w:t>2026.02.18.</w:t>
+        <w:t>2026.02.</w:t>
+      </w:r>
+      <w:r>
+        <w:t>25</w:t>
+      </w:r>
+      <w:r>
+        <w:t>.</w:t>
       </w:r>
     </w:p>
     <w:p>
@@ -134,15 +131,7 @@
       </w:r>
       <w:r>
         <w:br/>
-        <w:t xml:space="preserve">Gazdaságinformatikus </w:t>
-      </w:r>
-      <w:proofErr w:type="spellStart"/>
-      <w:r>
-        <w:t>Bsc</w:t>
-      </w:r>
-      <w:proofErr w:type="spellEnd"/>
-      <w:r>
-        <w:t xml:space="preserve"> – W4WXZI</w:t>
+        <w:t>Gazdaságinformatikus Bsc – W4WXZI</w:t>
       </w:r>
     </w:p>
     <w:p>
@@ -163,106 +152,19 @@
         <w:br w:type="page"/>
       </w:r>
     </w:p>
-    <w:p>
-      <w:pPr>
-        <w:pStyle w:val="Cmsor1"/>
-        <w:numPr>
-          <w:ilvl w:val="0"/>
-          <w:numId w:val="3"/>
-        </w:numPr>
-      </w:pPr>
-      <w:r>
-        <w:lastRenderedPageBreak/>
-        <w:t>Feladat</w:t>
-      </w:r>
-    </w:p>
-    <w:p>
-      <w:pPr>
-        <w:pStyle w:val="Default"/>
-        <w:ind w:left="360"/>
-        <w:rPr>
-          <w:color w:val="auto"/>
-          <w:sz w:val="23"/>
-          <w:szCs w:val="23"/>
-        </w:rPr>
-      </w:pPr>
-      <w:r>
-        <w:rPr>
-          <w:color w:val="auto"/>
-        </w:rPr>
-        <w:t xml:space="preserve"> </w:t>
-      </w:r>
-      <w:r>
-        <w:rPr>
-          <w:color w:val="auto"/>
-          <w:sz w:val="23"/>
-          <w:szCs w:val="23"/>
-        </w:rPr>
-        <w:t xml:space="preserve">Hozzon létre egy adatbázist az </w:t>
-      </w:r>
-      <w:proofErr w:type="spellStart"/>
-      <w:r>
-        <w:rPr>
-          <w:color w:val="auto"/>
-          <w:sz w:val="23"/>
-          <w:szCs w:val="23"/>
-        </w:rPr>
-        <w:t>SQLite</w:t>
-      </w:r>
-      <w:proofErr w:type="spellEnd"/>
-      <w:r>
-        <w:rPr>
-          <w:color w:val="auto"/>
-          <w:sz w:val="23"/>
-          <w:szCs w:val="23"/>
-        </w:rPr>
-        <w:t xml:space="preserve"> rendszerben is, mely két táblát tartalmaz: </w:t>
-      </w:r>
-    </w:p>
-    <w:p>
-      <w:pPr>
-        <w:ind w:left="360"/>
-        <w:rPr>
-          <w:rFonts w:ascii="Times New Roman" w:hAnsi="Times New Roman" w:cs="Times New Roman"/>
-          <w:sz w:val="23"/>
-          <w:szCs w:val="23"/>
-        </w:rPr>
-      </w:pPr>
-      <w:r>
-        <w:rPr>
-          <w:rFonts w:ascii="Times New Roman" w:hAnsi="Times New Roman" w:cs="Times New Roman"/>
-          <w:sz w:val="23"/>
-          <w:szCs w:val="23"/>
-        </w:rPr>
-        <w:t xml:space="preserve">– Két tábla közötti kapcsolat: </w:t>
-      </w:r>
-      <w:proofErr w:type="gramStart"/>
-      <w:r>
-        <w:rPr>
-          <w:rFonts w:ascii="Times New Roman" w:hAnsi="Times New Roman" w:cs="Times New Roman"/>
-          <w:sz w:val="23"/>
-          <w:szCs w:val="23"/>
-        </w:rPr>
-        <w:t>1:N</w:t>
-      </w:r>
-      <w:proofErr w:type="gramEnd"/>
-    </w:p>
-    <w:p>
-      <w:pPr>
-        <w:ind w:left="360"/>
-        <w:rPr>
-          <w:rFonts w:ascii="Times New Roman" w:hAnsi="Times New Roman" w:cs="Times New Roman"/>
-        </w:rPr>
-      </w:pPr>
-      <w:r>
-        <w:rPr>
-          <w:rFonts w:ascii="Times New Roman" w:hAnsi="Times New Roman" w:cs="Times New Roman"/>
-        </w:rPr>
+    <w:p/>
+    <w:p>
+      <w:r>
+        <w:t>Eclipseben léterhoztam a következőket:</w:t>
+      </w:r>
+    </w:p>
+    <w:p>
+      <w:r>
         <w:drawing>
-          <wp:inline distT="0" distB="0" distL="0" distR="0" wp14:anchorId="6D49AB52" wp14:editId="6E85F1BE">
-            <wp:extent cx="5760720" cy="3307715"/>
-            <wp:effectExtent l="0" t="0" r="0" b="6985"/>
-            <wp:docPr id="1450566707" name="Kép 2" descr="A képen szöveg, képernyőkép, Betűtípus látható&#10;&#10;Automatikusan generált leírás"/>
+          <wp:inline distT="0" distB="0" distL="0" distR="0" wp14:anchorId="7D979953" wp14:editId="476E9AA1">
+            <wp:extent cx="5760720" cy="2261235"/>
+            <wp:effectExtent l="0" t="0" r="0" b="5715"/>
+            <wp:docPr id="1442142417" name="Kép 1" descr="A képen szöveg, képernyőkép, szoftver, Multimédiás szoftver látható&#10;&#10;Automatikusan generált leírás"/>
             <wp:cNvGraphicFramePr>
               <a:graphicFrameLocks xmlns:a="http://schemas.openxmlformats.org/drawingml/2006/main" noChangeAspect="1"/>
             </wp:cNvGraphicFramePr>
@@ -270,7 +172,7 @@
               <a:graphicData uri="http://schemas.openxmlformats.org/drawingml/2006/picture">
                 <pic:pic xmlns:pic="http://schemas.openxmlformats.org/drawingml/2006/picture">
                   <pic:nvPicPr>
-                    <pic:cNvPr id="1450566707" name="Kép 2" descr="A képen szöveg, képernyőkép, Betűtípus látható&#10;&#10;Automatikusan generált leírás"/>
+                    <pic:cNvPr id="1442142417" name="Kép 2" descr="A képen szöveg, képernyőkép, szoftver, Multimédiás szoftver látható&#10;&#10;Automatikusan generált leírás"/>
                     <pic:cNvPicPr/>
                   </pic:nvPicPr>
                   <pic:blipFill>
@@ -282,7 +184,7 @@
                   <pic:spPr>
                     <a:xfrm>
                       <a:off x="0" y="0"/>
-                      <a:ext cx="5760720" cy="3307715"/>
+                      <a:ext cx="5760720" cy="2261235"/>
                     </a:xfrm>
                     <a:prstGeom prst="rect">
                       <a:avLst/>
@@ -295,28 +197,14 @@
         </w:drawing>
       </w:r>
     </w:p>
-    <w:p>
-      <w:pPr>
-        <w:rPr>
-          <w:rFonts w:ascii="Times New Roman" w:hAnsi="Times New Roman" w:cs="Times New Roman"/>
-        </w:rPr>
-      </w:pPr>
-    </w:p>
-    <w:p>
-      <w:pPr>
-        <w:rPr>
-          <w:rFonts w:ascii="Times New Roman" w:hAnsi="Times New Roman" w:cs="Times New Roman"/>
-        </w:rPr>
-      </w:pPr>
-      <w:r>
-        <w:rPr>
-          <w:rFonts w:ascii="Times New Roman" w:hAnsi="Times New Roman" w:cs="Times New Roman"/>
-        </w:rPr>
+    <w:p/>
+    <w:p>
+      <w:r>
         <w:drawing>
-          <wp:inline distT="0" distB="0" distL="0" distR="0" wp14:anchorId="39D9997C" wp14:editId="110C8AE8">
-            <wp:extent cx="5760720" cy="3449955"/>
+          <wp:inline distT="0" distB="0" distL="0" distR="0" wp14:anchorId="04C89AB9" wp14:editId="1EE4661A">
+            <wp:extent cx="5738357" cy="3299746"/>
             <wp:effectExtent l="0" t="0" r="0" b="0"/>
-            <wp:docPr id="604665398" name="Kép 3" descr="A képen képernyőkép, szöveg, szoftver, Multimédiás szoftver látható&#10;&#10;Automatikusan generált leírás"/>
+            <wp:docPr id="1914725105" name="Kép 2" descr="A képen szöveg, képernyőkép, szoftver, Multimédiás szoftver látható&#10;&#10;Automatikusan generált leírás"/>
             <wp:cNvGraphicFramePr>
               <a:graphicFrameLocks xmlns:a="http://schemas.openxmlformats.org/drawingml/2006/main" noChangeAspect="1"/>
             </wp:cNvGraphicFramePr>
@@ -324,7 +212,7 @@
               <a:graphicData uri="http://schemas.openxmlformats.org/drawingml/2006/picture">
                 <pic:pic xmlns:pic="http://schemas.openxmlformats.org/drawingml/2006/picture">
                   <pic:nvPicPr>
-                    <pic:cNvPr id="604665398" name="Kép 3" descr="A képen képernyőkép, szöveg, szoftver, Multimédiás szoftver látható&#10;&#10;Automatikusan generált leírás"/>
+                    <pic:cNvPr id="1914725105" name="Kép 3" descr="A képen szöveg, képernyőkép, szoftver, Multimédiás szoftver látható&#10;&#10;Automatikusan generált leírás"/>
                     <pic:cNvPicPr/>
                   </pic:nvPicPr>
                   <pic:blipFill>
@@ -336,7 +224,7 @@
                   <pic:spPr>
                     <a:xfrm>
                       <a:off x="0" y="0"/>
-                      <a:ext cx="5760720" cy="3449955"/>
+                      <a:ext cx="5738357" cy="3299746"/>
                     </a:xfrm>
                     <a:prstGeom prst="rect">
                       <a:avLst/>
@@ -351,731 +239,88 @@
     </w:p>
     <w:p>
       <w:pPr>
+        <w:pStyle w:val="Cmsor1"/>
+        <w:numPr>
+          <w:ilvl w:val="0"/>
+          <w:numId w:val="5"/>
+        </w:numPr>
+      </w:pPr>
+      <w:r>
+        <w:t>Feladat</w:t>
+      </w:r>
+    </w:p>
+    <w:p>
+      <w:pPr>
+        <w:pStyle w:val="Default"/>
+      </w:pPr>
+      <w:r>
+        <w:t xml:space="preserve">Töltse be </w:t>
+      </w:r>
+      <w:r>
+        <w:rPr>
+          <w:b/>
+          <w:bCs/>
+        </w:rPr>
+        <w:t xml:space="preserve">JDBC drivert </w:t>
+      </w:r>
+      <w:r>
+        <w:t xml:space="preserve">a projektbe: </w:t>
+      </w:r>
+      <w:r>
+        <w:rPr>
+          <w:color w:val="0031CC"/>
+        </w:rPr>
+        <w:t xml:space="preserve">sqlite-jdbc-3.7.2.jar </w:t>
+      </w:r>
+    </w:p>
+    <w:p>
+      <w:pPr>
+        <w:pStyle w:val="Listaszerbekezds"/>
+        <w:numPr>
+          <w:ilvl w:val="0"/>
+          <w:numId w:val="6"/>
+        </w:numPr>
         <w:rPr>
           <w:rFonts w:ascii="Times New Roman" w:hAnsi="Times New Roman" w:cs="Times New Roman"/>
+          <w:sz w:val="24"/>
+          <w:szCs w:val="24"/>
         </w:rPr>
       </w:pPr>
-    </w:p>
-    <w:p>
-      <w:pPr>
+      <w:r>
         <w:rPr>
           <w:rFonts w:ascii="Times New Roman" w:hAnsi="Times New Roman" w:cs="Times New Roman"/>
+          <w:sz w:val="24"/>
+          <w:szCs w:val="24"/>
         </w:rPr>
-      </w:pPr>
-    </w:p>
-    <w:p>
-      <w:pPr>
+        <w:t xml:space="preserve">Hozzon létre egy osztályt: </w:t>
+      </w:r>
+      <w:r>
         <w:rPr>
           <w:rFonts w:ascii="Times New Roman" w:hAnsi="Times New Roman" w:cs="Times New Roman"/>
+          <w:b/>
+          <w:bCs/>
+          <w:sz w:val="24"/>
+          <w:szCs w:val="24"/>
         </w:rPr>
-      </w:pPr>
-    </w:p>
-    <w:p>
-      <w:pPr>
-        <w:pStyle w:val="Cmsor1"/>
-        <w:numPr>
-          <w:ilvl w:val="0"/>
-          <w:numId w:val="3"/>
-        </w:numPr>
-      </w:pPr>
-      <w:r>
-        <w:lastRenderedPageBreak/>
-        <w:t>Feladat</w:t>
-      </w:r>
-    </w:p>
-    <w:p>
-      <w:pPr>
-        <w:pStyle w:val="Default"/>
-        <w:ind w:left="360"/>
-        <w:rPr>
-          <w:color w:val="auto"/>
-          <w:sz w:val="23"/>
-          <w:szCs w:val="23"/>
-        </w:rPr>
-      </w:pPr>
-      <w:r>
-        <w:rPr>
-          <w:color w:val="auto"/>
-          <w:sz w:val="23"/>
-          <w:szCs w:val="23"/>
-        </w:rPr>
-        <w:t xml:space="preserve"> Hozza létre az </w:t>
-      </w:r>
-      <w:proofErr w:type="spellStart"/>
-      <w:r>
-        <w:rPr>
-          <w:color w:val="auto"/>
-          <w:sz w:val="23"/>
-          <w:szCs w:val="23"/>
-        </w:rPr>
-        <w:t>Autodb</w:t>
-      </w:r>
-      <w:proofErr w:type="spellEnd"/>
-      <w:r>
-        <w:rPr>
-          <w:color w:val="auto"/>
-          <w:sz w:val="23"/>
-          <w:szCs w:val="23"/>
-        </w:rPr>
-        <w:t xml:space="preserve"> adatbázist az </w:t>
-      </w:r>
-      <w:proofErr w:type="spellStart"/>
-      <w:r>
-        <w:rPr>
-          <w:color w:val="auto"/>
-          <w:sz w:val="23"/>
-          <w:szCs w:val="23"/>
-        </w:rPr>
-        <w:t>SQLite-tal</w:t>
-      </w:r>
-      <w:proofErr w:type="spellEnd"/>
-      <w:r>
-        <w:rPr>
-          <w:color w:val="auto"/>
-          <w:sz w:val="23"/>
-          <w:szCs w:val="23"/>
-        </w:rPr>
-        <w:t>.</w:t>
-      </w:r>
-      <w:r>
-        <w:rPr>
-          <w:color w:val="auto"/>
-          <w:sz w:val="23"/>
-          <w:szCs w:val="23"/>
-        </w:rPr>
-        <w:t xml:space="preserve"> Két tábla közötti kapcsolat: </w:t>
-      </w:r>
-      <w:proofErr w:type="gramStart"/>
-      <w:r>
-        <w:rPr>
-          <w:color w:val="auto"/>
-          <w:sz w:val="23"/>
-          <w:szCs w:val="23"/>
-        </w:rPr>
-        <w:t>1:N</w:t>
-      </w:r>
-      <w:r>
-        <w:rPr>
-          <w:color w:val="auto"/>
-          <w:sz w:val="23"/>
-          <w:szCs w:val="23"/>
-        </w:rPr>
-        <w:t>.</w:t>
-      </w:r>
-      <w:proofErr w:type="gramEnd"/>
-    </w:p>
-    <w:p>
-      <w:pPr>
-        <w:pStyle w:val="Default"/>
-        <w:ind w:left="360"/>
-        <w:rPr>
-          <w:color w:val="auto"/>
-          <w:sz w:val="23"/>
-          <w:szCs w:val="23"/>
-        </w:rPr>
-      </w:pPr>
-    </w:p>
-    <w:p>
-      <w:pPr>
-        <w:pStyle w:val="Default"/>
-        <w:ind w:left="360"/>
-        <w:rPr>
-          <w:color w:val="auto"/>
-          <w:sz w:val="23"/>
-          <w:szCs w:val="23"/>
-        </w:rPr>
-      </w:pPr>
-      <w:r>
-        <w:rPr>
-          <w:color w:val="auto"/>
-          <w:sz w:val="23"/>
-          <w:szCs w:val="23"/>
-        </w:rPr>
-        <w:drawing>
-          <wp:inline distT="0" distB="0" distL="0" distR="0" wp14:anchorId="259412E8" wp14:editId="6BC57674">
-            <wp:extent cx="5760720" cy="2416810"/>
-            <wp:effectExtent l="0" t="0" r="0" b="2540"/>
-            <wp:docPr id="1921539051" name="Kép 5" descr="A képen szöveg, képernyőkép, szoftver látható&#10;&#10;Automatikusan generált leírás"/>
-            <wp:cNvGraphicFramePr>
-              <a:graphicFrameLocks xmlns:a="http://schemas.openxmlformats.org/drawingml/2006/main" noChangeAspect="1"/>
-            </wp:cNvGraphicFramePr>
-            <a:graphic xmlns:a="http://schemas.openxmlformats.org/drawingml/2006/main">
-              <a:graphicData uri="http://schemas.openxmlformats.org/drawingml/2006/picture">
-                <pic:pic xmlns:pic="http://schemas.openxmlformats.org/drawingml/2006/picture">
-                  <pic:nvPicPr>
-                    <pic:cNvPr id="1921539051" name="Kép 5" descr="A képen szöveg, képernyőkép, szoftver látható&#10;&#10;Automatikusan generált leírás"/>
-                    <pic:cNvPicPr/>
-                  </pic:nvPicPr>
-                  <pic:blipFill>
-                    <a:blip r:embed="rId7"/>
-                    <a:stretch>
-                      <a:fillRect/>
-                    </a:stretch>
-                  </pic:blipFill>
-                  <pic:spPr>
-                    <a:xfrm>
-                      <a:off x="0" y="0"/>
-                      <a:ext cx="5760720" cy="2416810"/>
-                    </a:xfrm>
-                    <a:prstGeom prst="rect">
-                      <a:avLst/>
-                    </a:prstGeom>
-                  </pic:spPr>
-                </pic:pic>
-              </a:graphicData>
-            </a:graphic>
-          </wp:inline>
-        </w:drawing>
-      </w:r>
-    </w:p>
-    <w:p/>
-    <w:p>
-      <w:pPr>
+        <w:t>DbMethods</w:t>
+      </w:r>
+      <w:r>
         <w:rPr>
           <w:rFonts w:ascii="Times New Roman" w:hAnsi="Times New Roman" w:cs="Times New Roman"/>
-          <w:sz w:val="23"/>
-          <w:szCs w:val="23"/>
+          <w:sz w:val="24"/>
+          <w:szCs w:val="24"/>
         </w:rPr>
-      </w:pPr>
-      <w:r>
+        <w:t>! Ebbe az osztályba kerülnek a következő metódusok: Driver regisztráció, Kapcsolódás, Lekapcsolódás Lekérdezés, Beszúrás Törlés, Módosítás etc.</w:t>
+      </w:r>
+    </w:p>
+    <w:p>
+      <w:pPr>
         <w:rPr>
           <w:rFonts w:ascii="Times New Roman" w:hAnsi="Times New Roman" w:cs="Times New Roman"/>
-          <w:sz w:val="23"/>
-          <w:szCs w:val="23"/>
+          <w:sz w:val="24"/>
+          <w:szCs w:val="24"/>
         </w:rPr>
-        <w:drawing>
-          <wp:inline distT="0" distB="0" distL="0" distR="0" wp14:anchorId="0881A1D4" wp14:editId="2FE4C8A6">
-            <wp:extent cx="5760720" cy="3684905"/>
-            <wp:effectExtent l="0" t="0" r="0" b="0"/>
-            <wp:docPr id="436688890" name="Kép 6" descr="A képen szöveg, képernyőkép, fekete-fehér, fekete látható&#10;&#10;Automatikusan generált leírás"/>
-            <wp:cNvGraphicFramePr>
-              <a:graphicFrameLocks xmlns:a="http://schemas.openxmlformats.org/drawingml/2006/main" noChangeAspect="1"/>
-            </wp:cNvGraphicFramePr>
-            <a:graphic xmlns:a="http://schemas.openxmlformats.org/drawingml/2006/main">
-              <a:graphicData uri="http://schemas.openxmlformats.org/drawingml/2006/picture">
-                <pic:pic xmlns:pic="http://schemas.openxmlformats.org/drawingml/2006/picture">
-                  <pic:nvPicPr>
-                    <pic:cNvPr id="436688890" name="Kép 6" descr="A képen szöveg, képernyőkép, fekete-fehér, fekete látható&#10;&#10;Automatikusan generált leírás"/>
-                    <pic:cNvPicPr/>
-                  </pic:nvPicPr>
-                  <pic:blipFill>
-                    <a:blip r:embed="rId8"/>
-                    <a:stretch>
-                      <a:fillRect/>
-                    </a:stretch>
-                  </pic:blipFill>
-                  <pic:spPr>
-                    <a:xfrm>
-                      <a:off x="0" y="0"/>
-                      <a:ext cx="5760720" cy="3684905"/>
-                    </a:xfrm>
-                    <a:prstGeom prst="rect">
-                      <a:avLst/>
-                    </a:prstGeom>
-                  </pic:spPr>
-                </pic:pic>
-              </a:graphicData>
-            </a:graphic>
-          </wp:inline>
-        </w:drawing>
-      </w:r>
-    </w:p>
-    <w:p>
-      <w:pPr>
-        <w:tabs>
-          <w:tab w:val="left" w:pos="1333"/>
-        </w:tabs>
-      </w:pPr>
-    </w:p>
-    <w:p>
-      <w:pPr>
-        <w:tabs>
-          <w:tab w:val="left" w:pos="1333"/>
-        </w:tabs>
-      </w:pPr>
-    </w:p>
-    <w:p>
-      <w:pPr>
-        <w:tabs>
-          <w:tab w:val="left" w:pos="1333"/>
-        </w:tabs>
-      </w:pPr>
-    </w:p>
-    <w:p>
-      <w:pPr>
-        <w:tabs>
-          <w:tab w:val="left" w:pos="1333"/>
-        </w:tabs>
-      </w:pPr>
-    </w:p>
-    <w:p>
-      <w:pPr>
-        <w:tabs>
-          <w:tab w:val="left" w:pos="1333"/>
-        </w:tabs>
-      </w:pPr>
-    </w:p>
-    <w:p>
-      <w:pPr>
-        <w:tabs>
-          <w:tab w:val="left" w:pos="1333"/>
-        </w:tabs>
-      </w:pPr>
-    </w:p>
-    <w:p>
-      <w:pPr>
-        <w:pStyle w:val="Cmsor1"/>
-        <w:numPr>
-          <w:ilvl w:val="0"/>
-          <w:numId w:val="3"/>
-        </w:numPr>
-      </w:pPr>
-      <w:r>
-        <w:lastRenderedPageBreak/>
-        <w:t>Feladat</w:t>
-      </w:r>
-    </w:p>
-    <w:p>
-      <w:pPr>
-        <w:rPr>
-          <w:noProof/>
-        </w:rPr>
-      </w:pPr>
-      <w:r>
-        <w:rPr>
-          <w:rFonts w:ascii="Times New Roman" w:hAnsi="Times New Roman" w:cs="Times New Roman"/>
-          <w:sz w:val="23"/>
-          <w:szCs w:val="23"/>
-        </w:rPr>
-        <w:t>Adott a következő relációs séma:</w:t>
-      </w:r>
-      <w:r>
-        <w:rPr>
-          <w:noProof/>
-        </w:rPr>
-        <w:t xml:space="preserve"> </w:t>
-      </w:r>
-      <w:r>
-        <w:rPr>
-          <w:sz w:val="23"/>
-          <w:szCs w:val="23"/>
-        </w:rPr>
-        <w:drawing>
-          <wp:inline distT="0" distB="0" distL="0" distR="0" wp14:anchorId="2910C8A7" wp14:editId="03EE763A">
-            <wp:extent cx="4374259" cy="1295512"/>
-            <wp:effectExtent l="0" t="0" r="7620" b="0"/>
-            <wp:docPr id="188954229" name="Kép 7" descr="A képen szöveg, képernyőkép, Betűtípus, sor látható&#10;&#10;Automatikusan generált leírás"/>
-            <wp:cNvGraphicFramePr>
-              <a:graphicFrameLocks xmlns:a="http://schemas.openxmlformats.org/drawingml/2006/main" noChangeAspect="1"/>
-            </wp:cNvGraphicFramePr>
-            <a:graphic xmlns:a="http://schemas.openxmlformats.org/drawingml/2006/main">
-              <a:graphicData uri="http://schemas.openxmlformats.org/drawingml/2006/picture">
-                <pic:pic xmlns:pic="http://schemas.openxmlformats.org/drawingml/2006/picture">
-                  <pic:nvPicPr>
-                    <pic:cNvPr id="188954229" name="Kép 7" descr="A képen szöveg, képernyőkép, Betűtípus, sor látható&#10;&#10;Automatikusan generált leírás"/>
-                    <pic:cNvPicPr/>
-                  </pic:nvPicPr>
-                  <pic:blipFill>
-                    <a:blip r:embed="rId9"/>
-                    <a:stretch>
-                      <a:fillRect/>
-                    </a:stretch>
-                  </pic:blipFill>
-                  <pic:spPr>
-                    <a:xfrm>
-                      <a:off x="0" y="0"/>
-                      <a:ext cx="4374259" cy="1295512"/>
-                    </a:xfrm>
-                    <a:prstGeom prst="rect">
-                      <a:avLst/>
-                    </a:prstGeom>
-                  </pic:spPr>
-                </pic:pic>
-              </a:graphicData>
-            </a:graphic>
-          </wp:inline>
-        </w:drawing>
-      </w:r>
-    </w:p>
-    <w:p>
-      <w:r>
-        <w:drawing>
-          <wp:inline distT="0" distB="0" distL="0" distR="0" wp14:anchorId="27856FFF" wp14:editId="22D31A12">
-            <wp:extent cx="5760720" cy="2087880"/>
-            <wp:effectExtent l="0" t="0" r="0" b="7620"/>
-            <wp:docPr id="2028432271" name="Kép 8" descr="A képen szöveg, képernyőkép, Betűtípus látható&#10;&#10;Automatikusan generált leírás"/>
-            <wp:cNvGraphicFramePr>
-              <a:graphicFrameLocks xmlns:a="http://schemas.openxmlformats.org/drawingml/2006/main" noChangeAspect="1"/>
-            </wp:cNvGraphicFramePr>
-            <a:graphic xmlns:a="http://schemas.openxmlformats.org/drawingml/2006/main">
-              <a:graphicData uri="http://schemas.openxmlformats.org/drawingml/2006/picture">
-                <pic:pic xmlns:pic="http://schemas.openxmlformats.org/drawingml/2006/picture">
-                  <pic:nvPicPr>
-                    <pic:cNvPr id="2028432271" name="Kép 8" descr="A képen szöveg, képernyőkép, Betűtípus látható&#10;&#10;Automatikusan generált leírás"/>
-                    <pic:cNvPicPr/>
-                  </pic:nvPicPr>
-                  <pic:blipFill>
-                    <a:blip r:embed="rId10"/>
-                    <a:stretch>
-                      <a:fillRect/>
-                    </a:stretch>
-                  </pic:blipFill>
-                  <pic:spPr>
-                    <a:xfrm>
-                      <a:off x="0" y="0"/>
-                      <a:ext cx="5760720" cy="2087880"/>
-                    </a:xfrm>
-                    <a:prstGeom prst="rect">
-                      <a:avLst/>
-                    </a:prstGeom>
-                  </pic:spPr>
-                </pic:pic>
-              </a:graphicData>
-            </a:graphic>
-          </wp:inline>
-        </w:drawing>
-      </w:r>
-    </w:p>
-    <w:p>
-      <w:r>
-        <w:drawing>
-          <wp:inline distT="0" distB="0" distL="0" distR="0" wp14:anchorId="334B4AF3" wp14:editId="3116D858">
-            <wp:extent cx="5760720" cy="1304925"/>
-            <wp:effectExtent l="0" t="0" r="0" b="9525"/>
-            <wp:docPr id="526996575" name="Kép 9" descr="A képen szöveg, képernyőkép, Betűtípus, fekete látható&#10;&#10;Automatikusan generált leírás"/>
-            <wp:cNvGraphicFramePr>
-              <a:graphicFrameLocks xmlns:a="http://schemas.openxmlformats.org/drawingml/2006/main" noChangeAspect="1"/>
-            </wp:cNvGraphicFramePr>
-            <a:graphic xmlns:a="http://schemas.openxmlformats.org/drawingml/2006/main">
-              <a:graphicData uri="http://schemas.openxmlformats.org/drawingml/2006/picture">
-                <pic:pic xmlns:pic="http://schemas.openxmlformats.org/drawingml/2006/picture">
-                  <pic:nvPicPr>
-                    <pic:cNvPr id="526996575" name="Kép 9" descr="A képen szöveg, képernyőkép, Betűtípus, fekete látható&#10;&#10;Automatikusan generált leírás"/>
-                    <pic:cNvPicPr/>
-                  </pic:nvPicPr>
-                  <pic:blipFill>
-                    <a:blip r:embed="rId11"/>
-                    <a:stretch>
-                      <a:fillRect/>
-                    </a:stretch>
-                  </pic:blipFill>
-                  <pic:spPr>
-                    <a:xfrm>
-                      <a:off x="0" y="0"/>
-                      <a:ext cx="5760720" cy="1304925"/>
-                    </a:xfrm>
-                    <a:prstGeom prst="rect">
-                      <a:avLst/>
-                    </a:prstGeom>
-                  </pic:spPr>
-                </pic:pic>
-              </a:graphicData>
-            </a:graphic>
-          </wp:inline>
-        </w:drawing>
-      </w:r>
-    </w:p>
-    <w:p/>
-    <w:p>
-      <w:r>
-        <w:lastRenderedPageBreak/>
-        <w:drawing>
-          <wp:inline distT="0" distB="0" distL="0" distR="0" wp14:anchorId="10CB15FD" wp14:editId="4D0B436C">
-            <wp:extent cx="5760720" cy="3394710"/>
-            <wp:effectExtent l="0" t="0" r="0" b="0"/>
-            <wp:docPr id="1812657429" name="Kép 10" descr="A képen szöveg, képernyőkép, tervezés látható&#10;&#10;Automatikusan generált leírás"/>
-            <wp:cNvGraphicFramePr>
-              <a:graphicFrameLocks xmlns:a="http://schemas.openxmlformats.org/drawingml/2006/main" noChangeAspect="1"/>
-            </wp:cNvGraphicFramePr>
-            <a:graphic xmlns:a="http://schemas.openxmlformats.org/drawingml/2006/main">
-              <a:graphicData uri="http://schemas.openxmlformats.org/drawingml/2006/picture">
-                <pic:pic xmlns:pic="http://schemas.openxmlformats.org/drawingml/2006/picture">
-                  <pic:nvPicPr>
-                    <pic:cNvPr id="1812657429" name="Kép 10" descr="A képen szöveg, képernyőkép, tervezés látható&#10;&#10;Automatikusan generált leírás"/>
-                    <pic:cNvPicPr/>
-                  </pic:nvPicPr>
-                  <pic:blipFill>
-                    <a:blip r:embed="rId12"/>
-                    <a:stretch>
-                      <a:fillRect/>
-                    </a:stretch>
-                  </pic:blipFill>
-                  <pic:spPr>
-                    <a:xfrm>
-                      <a:off x="0" y="0"/>
-                      <a:ext cx="5760720" cy="3394710"/>
-                    </a:xfrm>
-                    <a:prstGeom prst="rect">
-                      <a:avLst/>
-                    </a:prstGeom>
-                  </pic:spPr>
-                </pic:pic>
-              </a:graphicData>
-            </a:graphic>
-          </wp:inline>
-        </w:drawing>
-      </w:r>
-    </w:p>
-    <w:p/>
-    <w:p>
-      <w:pPr>
-        <w:rPr>
-          <w:rFonts w:ascii="Times New Roman" w:hAnsi="Times New Roman" w:cs="Times New Roman"/>
-          <w:sz w:val="23"/>
-          <w:szCs w:val="23"/>
-        </w:rPr>
-      </w:pPr>
-      <w:proofErr w:type="spellStart"/>
-      <w:r>
-        <w:rPr>
-          <w:rFonts w:ascii="Times New Roman" w:hAnsi="Times New Roman" w:cs="Times New Roman"/>
-          <w:sz w:val="23"/>
-          <w:szCs w:val="23"/>
-        </w:rPr>
-        <w:t>Apexen</w:t>
-      </w:r>
-      <w:proofErr w:type="spellEnd"/>
-      <w:r>
-        <w:rPr>
-          <w:rFonts w:ascii="Times New Roman" w:hAnsi="Times New Roman" w:cs="Times New Roman"/>
-          <w:sz w:val="23"/>
-          <w:szCs w:val="23"/>
-        </w:rPr>
-        <w:t>:</w:t>
-      </w:r>
-    </w:p>
-    <w:p>
-      <w:pPr>
-        <w:rPr>
-          <w:rFonts w:ascii="Times New Roman" w:hAnsi="Times New Roman" w:cs="Times New Roman"/>
-          <w:sz w:val="23"/>
-          <w:szCs w:val="23"/>
-        </w:rPr>
-      </w:pPr>
-      <w:r>
-        <w:rPr>
-          <w:rFonts w:ascii="Times New Roman" w:hAnsi="Times New Roman" w:cs="Times New Roman"/>
-          <w:sz w:val="23"/>
-          <w:szCs w:val="23"/>
-        </w:rPr>
-        <w:drawing>
-          <wp:inline distT="0" distB="0" distL="0" distR="0" wp14:anchorId="46DAFD92" wp14:editId="459008D2">
-            <wp:extent cx="5760720" cy="3526155"/>
-            <wp:effectExtent l="0" t="0" r="0" b="0"/>
-            <wp:docPr id="898045650" name="Kép 11" descr="A képen szöveg, képernyőkép, szoftver, Multimédiás szoftver látható&#10;&#10;Automatikusan generált leírás"/>
-            <wp:cNvGraphicFramePr>
-              <a:graphicFrameLocks xmlns:a="http://schemas.openxmlformats.org/drawingml/2006/main" noChangeAspect="1"/>
-            </wp:cNvGraphicFramePr>
-            <a:graphic xmlns:a="http://schemas.openxmlformats.org/drawingml/2006/main">
-              <a:graphicData uri="http://schemas.openxmlformats.org/drawingml/2006/picture">
-                <pic:pic xmlns:pic="http://schemas.openxmlformats.org/drawingml/2006/picture">
-                  <pic:nvPicPr>
-                    <pic:cNvPr id="898045650" name="Kép 11" descr="A képen szöveg, képernyőkép, szoftver, Multimédiás szoftver látható&#10;&#10;Automatikusan generált leírás"/>
-                    <pic:cNvPicPr/>
-                  </pic:nvPicPr>
-                  <pic:blipFill>
-                    <a:blip r:embed="rId13"/>
-                    <a:stretch>
-                      <a:fillRect/>
-                    </a:stretch>
-                  </pic:blipFill>
-                  <pic:spPr>
-                    <a:xfrm>
-                      <a:off x="0" y="0"/>
-                      <a:ext cx="5760720" cy="3526155"/>
-                    </a:xfrm>
-                    <a:prstGeom prst="rect">
-                      <a:avLst/>
-                    </a:prstGeom>
-                  </pic:spPr>
-                </pic:pic>
-              </a:graphicData>
-            </a:graphic>
-          </wp:inline>
-        </w:drawing>
-      </w:r>
-    </w:p>
-    <w:p>
-      <w:pPr>
-        <w:rPr>
-          <w:rFonts w:ascii="Times New Roman" w:hAnsi="Times New Roman" w:cs="Times New Roman"/>
-          <w:sz w:val="23"/>
-          <w:szCs w:val="23"/>
-        </w:rPr>
-      </w:pPr>
-    </w:p>
-    <w:p>
-      <w:pPr>
-        <w:rPr>
-          <w:rFonts w:ascii="Times New Roman" w:hAnsi="Times New Roman" w:cs="Times New Roman"/>
-          <w:sz w:val="23"/>
-          <w:szCs w:val="23"/>
-        </w:rPr>
-      </w:pPr>
-      <w:r>
-        <w:rPr>
-          <w:rFonts w:ascii="Times New Roman" w:hAnsi="Times New Roman" w:cs="Times New Roman"/>
-          <w:sz w:val="23"/>
-          <w:szCs w:val="23"/>
-        </w:rPr>
-        <w:lastRenderedPageBreak/>
-        <w:drawing>
-          <wp:inline distT="0" distB="0" distL="0" distR="0" wp14:anchorId="3EF7A48D" wp14:editId="1261F6A8">
-            <wp:extent cx="5760720" cy="4598035"/>
-            <wp:effectExtent l="0" t="0" r="0" b="0"/>
-            <wp:docPr id="324999757" name="Kép 12" descr="A képen szöveg, képernyőkép, szoftver, Multimédiás szoftver látható&#10;&#10;Automatikusan generált leírás"/>
-            <wp:cNvGraphicFramePr>
-              <a:graphicFrameLocks xmlns:a="http://schemas.openxmlformats.org/drawingml/2006/main" noChangeAspect="1"/>
-            </wp:cNvGraphicFramePr>
-            <a:graphic xmlns:a="http://schemas.openxmlformats.org/drawingml/2006/main">
-              <a:graphicData uri="http://schemas.openxmlformats.org/drawingml/2006/picture">
-                <pic:pic xmlns:pic="http://schemas.openxmlformats.org/drawingml/2006/picture">
-                  <pic:nvPicPr>
-                    <pic:cNvPr id="324999757" name="Kép 12" descr="A képen szöveg, képernyőkép, szoftver, Multimédiás szoftver látható&#10;&#10;Automatikusan generált leírás"/>
-                    <pic:cNvPicPr/>
-                  </pic:nvPicPr>
-                  <pic:blipFill>
-                    <a:blip r:embed="rId14"/>
-                    <a:stretch>
-                      <a:fillRect/>
-                    </a:stretch>
-                  </pic:blipFill>
-                  <pic:spPr>
-                    <a:xfrm>
-                      <a:off x="0" y="0"/>
-                      <a:ext cx="5760720" cy="4598035"/>
-                    </a:xfrm>
-                    <a:prstGeom prst="rect">
-                      <a:avLst/>
-                    </a:prstGeom>
-                  </pic:spPr>
-                </pic:pic>
-              </a:graphicData>
-            </a:graphic>
-          </wp:inline>
-        </w:drawing>
-      </w:r>
-    </w:p>
-    <w:p>
-      <w:pPr>
-        <w:rPr>
-          <w:rFonts w:ascii="Times New Roman" w:hAnsi="Times New Roman" w:cs="Times New Roman"/>
-          <w:sz w:val="23"/>
-          <w:szCs w:val="23"/>
-        </w:rPr>
-      </w:pPr>
-    </w:p>
-    <w:p>
-      <w:pPr>
-        <w:rPr>
-          <w:rFonts w:ascii="Times New Roman" w:hAnsi="Times New Roman" w:cs="Times New Roman"/>
-          <w:sz w:val="23"/>
-          <w:szCs w:val="23"/>
-        </w:rPr>
-      </w:pPr>
-      <w:r>
-        <w:rPr>
-          <w:rFonts w:ascii="Times New Roman" w:hAnsi="Times New Roman" w:cs="Times New Roman"/>
-          <w:sz w:val="23"/>
-          <w:szCs w:val="23"/>
-        </w:rPr>
-        <w:drawing>
-          <wp:inline distT="0" distB="0" distL="0" distR="0" wp14:anchorId="3B2AABBD" wp14:editId="14651E5B">
-            <wp:extent cx="5760720" cy="3171825"/>
-            <wp:effectExtent l="0" t="0" r="0" b="9525"/>
-            <wp:docPr id="97093805" name="Kép 13" descr="A képen szöveg, képernyőkép, szoftver, Multimédiás szoftver látható&#10;&#10;Automatikusan generált leírás"/>
-            <wp:cNvGraphicFramePr>
-              <a:graphicFrameLocks xmlns:a="http://schemas.openxmlformats.org/drawingml/2006/main" noChangeAspect="1"/>
-            </wp:cNvGraphicFramePr>
-            <a:graphic xmlns:a="http://schemas.openxmlformats.org/drawingml/2006/main">
-              <a:graphicData uri="http://schemas.openxmlformats.org/drawingml/2006/picture">
-                <pic:pic xmlns:pic="http://schemas.openxmlformats.org/drawingml/2006/picture">
-                  <pic:nvPicPr>
-                    <pic:cNvPr id="97093805" name="Kép 13" descr="A képen szöveg, képernyőkép, szoftver, Multimédiás szoftver látható&#10;&#10;Automatikusan generált leírás"/>
-                    <pic:cNvPicPr/>
-                  </pic:nvPicPr>
-                  <pic:blipFill>
-                    <a:blip r:embed="rId15"/>
-                    <a:stretch>
-                      <a:fillRect/>
-                    </a:stretch>
-                  </pic:blipFill>
-                  <pic:spPr>
-                    <a:xfrm>
-                      <a:off x="0" y="0"/>
-                      <a:ext cx="5760720" cy="3171825"/>
-                    </a:xfrm>
-                    <a:prstGeom prst="rect">
-                      <a:avLst/>
-                    </a:prstGeom>
-                  </pic:spPr>
-                </pic:pic>
-              </a:graphicData>
-            </a:graphic>
-          </wp:inline>
-        </w:drawing>
-      </w:r>
-    </w:p>
-    <w:p>
-      <w:pPr>
-        <w:rPr>
-          <w:rFonts w:ascii="Times New Roman" w:hAnsi="Times New Roman" w:cs="Times New Roman"/>
-          <w:sz w:val="23"/>
-          <w:szCs w:val="23"/>
-        </w:rPr>
-      </w:pPr>
-    </w:p>
-    <w:p>
-      <w:pPr>
-        <w:rPr>
-          <w:rFonts w:ascii="Times New Roman" w:hAnsi="Times New Roman" w:cs="Times New Roman"/>
-          <w:sz w:val="23"/>
-          <w:szCs w:val="23"/>
-        </w:rPr>
-      </w:pPr>
-      <w:r>
-        <w:rPr>
-          <w:rFonts w:ascii="Times New Roman" w:hAnsi="Times New Roman" w:cs="Times New Roman"/>
-          <w:sz w:val="23"/>
-          <w:szCs w:val="23"/>
-        </w:rPr>
-        <w:lastRenderedPageBreak/>
-        <w:drawing>
-          <wp:inline distT="0" distB="0" distL="0" distR="0" wp14:anchorId="756B7AD2" wp14:editId="2913DAF3">
-            <wp:extent cx="5760720" cy="3245485"/>
-            <wp:effectExtent l="0" t="0" r="0" b="0"/>
-            <wp:docPr id="372289550" name="Kép 14" descr="A képen szöveg, képernyőkép, szoftver, Multimédiás szoftver látható&#10;&#10;Automatikusan generált leírás"/>
-            <wp:cNvGraphicFramePr>
-              <a:graphicFrameLocks xmlns:a="http://schemas.openxmlformats.org/drawingml/2006/main" noChangeAspect="1"/>
-            </wp:cNvGraphicFramePr>
-            <a:graphic xmlns:a="http://schemas.openxmlformats.org/drawingml/2006/main">
-              <a:graphicData uri="http://schemas.openxmlformats.org/drawingml/2006/picture">
-                <pic:pic xmlns:pic="http://schemas.openxmlformats.org/drawingml/2006/picture">
-                  <pic:nvPicPr>
-                    <pic:cNvPr id="372289550" name="Kép 14" descr="A képen szöveg, képernyőkép, szoftver, Multimédiás szoftver látható&#10;&#10;Automatikusan generált leírás"/>
-                    <pic:cNvPicPr/>
-                  </pic:nvPicPr>
-                  <pic:blipFill>
-                    <a:blip r:embed="rId16"/>
-                    <a:stretch>
-                      <a:fillRect/>
-                    </a:stretch>
-                  </pic:blipFill>
-                  <pic:spPr>
-                    <a:xfrm>
-                      <a:off x="0" y="0"/>
-                      <a:ext cx="5760720" cy="3245485"/>
-                    </a:xfrm>
-                    <a:prstGeom prst="rect">
-                      <a:avLst/>
-                    </a:prstGeom>
-                  </pic:spPr>
-                </pic:pic>
-              </a:graphicData>
-            </a:graphic>
-          </wp:inline>
-        </w:drawing>
-      </w:r>
+      </w:pPr>
     </w:p>
     <w:sectPr>
       <w:pgSz w:w="11906" w:h="16838"/>
@@ -1179,6 +424,96 @@
     </w:lvl>
   </w:abstractNum>
   <w:abstractNum w:abstractNumId="1" w15:restartNumberingAfterBreak="0">
+    <w:nsid w:val="0C4A164A"/>
+    <w:multiLevelType w:val="hybridMultilevel"/>
+    <w:tmpl w:val="9BD6D74A"/>
+    <w:lvl w:ilvl="0" w:tplc="BD48E9DE">
+      <w:start w:val="1"/>
+      <w:numFmt w:val="lowerLetter"/>
+      <w:lvlText w:val="%1.)"/>
+      <w:lvlJc w:val="left"/>
+      <w:pPr>
+        <w:ind w:left="1068" w:hanging="360"/>
+      </w:pPr>
+      <w:rPr>
+        <w:rFonts w:hint="default"/>
+        <w:b/>
+      </w:rPr>
+    </w:lvl>
+    <w:lvl w:ilvl="1" w:tplc="040E0019" w:tentative="1">
+      <w:start w:val="1"/>
+      <w:numFmt w:val="lowerLetter"/>
+      <w:lvlText w:val="%2."/>
+      <w:lvlJc w:val="left"/>
+      <w:pPr>
+        <w:ind w:left="1788" w:hanging="360"/>
+      </w:pPr>
+    </w:lvl>
+    <w:lvl w:ilvl="2" w:tplc="040E001B" w:tentative="1">
+      <w:start w:val="1"/>
+      <w:numFmt w:val="lowerRoman"/>
+      <w:lvlText w:val="%3."/>
+      <w:lvlJc w:val="right"/>
+      <w:pPr>
+        <w:ind w:left="2508" w:hanging="180"/>
+      </w:pPr>
+    </w:lvl>
+    <w:lvl w:ilvl="3" w:tplc="040E000F" w:tentative="1">
+      <w:start w:val="1"/>
+      <w:numFmt w:val="decimal"/>
+      <w:lvlText w:val="%4."/>
+      <w:lvlJc w:val="left"/>
+      <w:pPr>
+        <w:ind w:left="3228" w:hanging="360"/>
+      </w:pPr>
+    </w:lvl>
+    <w:lvl w:ilvl="4" w:tplc="040E0019" w:tentative="1">
+      <w:start w:val="1"/>
+      <w:numFmt w:val="lowerLetter"/>
+      <w:lvlText w:val="%5."/>
+      <w:lvlJc w:val="left"/>
+      <w:pPr>
+        <w:ind w:left="3948" w:hanging="360"/>
+      </w:pPr>
+    </w:lvl>
+    <w:lvl w:ilvl="5" w:tplc="040E001B" w:tentative="1">
+      <w:start w:val="1"/>
+      <w:numFmt w:val="lowerRoman"/>
+      <w:lvlText w:val="%6."/>
+      <w:lvlJc w:val="right"/>
+      <w:pPr>
+        <w:ind w:left="4668" w:hanging="180"/>
+      </w:pPr>
+    </w:lvl>
+    <w:lvl w:ilvl="6" w:tplc="040E000F" w:tentative="1">
+      <w:start w:val="1"/>
+      <w:numFmt w:val="decimal"/>
+      <w:lvlText w:val="%7."/>
+      <w:lvlJc w:val="left"/>
+      <w:pPr>
+        <w:ind w:left="5388" w:hanging="360"/>
+      </w:pPr>
+    </w:lvl>
+    <w:lvl w:ilvl="7" w:tplc="040E0019" w:tentative="1">
+      <w:start w:val="1"/>
+      <w:numFmt w:val="lowerLetter"/>
+      <w:lvlText w:val="%8."/>
+      <w:lvlJc w:val="left"/>
+      <w:pPr>
+        <w:ind w:left="6108" w:hanging="360"/>
+      </w:pPr>
+    </w:lvl>
+    <w:lvl w:ilvl="8" w:tplc="040E001B" w:tentative="1">
+      <w:start w:val="1"/>
+      <w:numFmt w:val="lowerRoman"/>
+      <w:lvlText w:val="%9."/>
+      <w:lvlJc w:val="right"/>
+      <w:pPr>
+        <w:ind w:left="6828" w:hanging="180"/>
+      </w:pPr>
+    </w:lvl>
+  </w:abstractNum>
+  <w:abstractNum w:abstractNumId="2" w15:restartNumberingAfterBreak="0">
     <w:nsid w:val="1AB3786E"/>
     <w:multiLevelType w:val="hybridMultilevel"/>
     <w:tmpl w:val="B704B460"/>
@@ -1267,7 +602,96 @@
       </w:pPr>
     </w:lvl>
   </w:abstractNum>
-  <w:abstractNum w:abstractNumId="2" w15:restartNumberingAfterBreak="0">
+  <w:abstractNum w:abstractNumId="3" w15:restartNumberingAfterBreak="0">
+    <w:nsid w:val="27471B53"/>
+    <w:multiLevelType w:val="hybridMultilevel"/>
+    <w:tmpl w:val="F6CCA970"/>
+    <w:lvl w:ilvl="0" w:tplc="040E000F">
+      <w:start w:val="1"/>
+      <w:numFmt w:val="decimal"/>
+      <w:lvlText w:val="%1."/>
+      <w:lvlJc w:val="left"/>
+      <w:pPr>
+        <w:ind w:left="720" w:hanging="360"/>
+      </w:pPr>
+      <w:rPr>
+        <w:rFonts w:hint="default"/>
+      </w:rPr>
+    </w:lvl>
+    <w:lvl w:ilvl="1" w:tplc="040E0019" w:tentative="1">
+      <w:start w:val="1"/>
+      <w:numFmt w:val="lowerLetter"/>
+      <w:lvlText w:val="%2."/>
+      <w:lvlJc w:val="left"/>
+      <w:pPr>
+        <w:ind w:left="1440" w:hanging="360"/>
+      </w:pPr>
+    </w:lvl>
+    <w:lvl w:ilvl="2" w:tplc="040E001B" w:tentative="1">
+      <w:start w:val="1"/>
+      <w:numFmt w:val="lowerRoman"/>
+      <w:lvlText w:val="%3."/>
+      <w:lvlJc w:val="right"/>
+      <w:pPr>
+        <w:ind w:left="2160" w:hanging="180"/>
+      </w:pPr>
+    </w:lvl>
+    <w:lvl w:ilvl="3" w:tplc="040E000F" w:tentative="1">
+      <w:start w:val="1"/>
+      <w:numFmt w:val="decimal"/>
+      <w:lvlText w:val="%4."/>
+      <w:lvlJc w:val="left"/>
+      <w:pPr>
+        <w:ind w:left="2880" w:hanging="360"/>
+      </w:pPr>
+    </w:lvl>
+    <w:lvl w:ilvl="4" w:tplc="040E0019" w:tentative="1">
+      <w:start w:val="1"/>
+      <w:numFmt w:val="lowerLetter"/>
+      <w:lvlText w:val="%5."/>
+      <w:lvlJc w:val="left"/>
+      <w:pPr>
+        <w:ind w:left="3600" w:hanging="360"/>
+      </w:pPr>
+    </w:lvl>
+    <w:lvl w:ilvl="5" w:tplc="040E001B" w:tentative="1">
+      <w:start w:val="1"/>
+      <w:numFmt w:val="lowerRoman"/>
+      <w:lvlText w:val="%6."/>
+      <w:lvlJc w:val="right"/>
+      <w:pPr>
+        <w:ind w:left="4320" w:hanging="180"/>
+      </w:pPr>
+    </w:lvl>
+    <w:lvl w:ilvl="6" w:tplc="040E000F" w:tentative="1">
+      <w:start w:val="1"/>
+      <w:numFmt w:val="decimal"/>
+      <w:lvlText w:val="%7."/>
+      <w:lvlJc w:val="left"/>
+      <w:pPr>
+        <w:ind w:left="5040" w:hanging="360"/>
+      </w:pPr>
+    </w:lvl>
+    <w:lvl w:ilvl="7" w:tplc="040E0019" w:tentative="1">
+      <w:start w:val="1"/>
+      <w:numFmt w:val="lowerLetter"/>
+      <w:lvlText w:val="%8."/>
+      <w:lvlJc w:val="left"/>
+      <w:pPr>
+        <w:ind w:left="5760" w:hanging="360"/>
+      </w:pPr>
+    </w:lvl>
+    <w:lvl w:ilvl="8" w:tplc="040E001B" w:tentative="1">
+      <w:start w:val="1"/>
+      <w:numFmt w:val="lowerRoman"/>
+      <w:lvlText w:val="%9."/>
+      <w:lvlJc w:val="right"/>
+      <w:pPr>
+        <w:ind w:left="6480" w:hanging="180"/>
+      </w:pPr>
+    </w:lvl>
+  </w:abstractNum>
+  <w:abstractNum w:abstractNumId="4" w15:restartNumberingAfterBreak="0">
     <w:nsid w:val="2DCF19ED"/>
     <w:multiLevelType w:val="hybridMultilevel"/>
     <w:tmpl w:val="ABE03AC4"/>
@@ -1356,14 +780,112 @@
       </w:pPr>
     </w:lvl>
   </w:abstractNum>
+  <w:abstractNum w:abstractNumId="5" w15:restartNumberingAfterBreak="0">
+    <w:nsid w:val="68F6057F"/>
+    <w:multiLevelType w:val="hybridMultilevel"/>
+    <w:tmpl w:val="917E061C"/>
+    <w:lvl w:ilvl="0" w:tplc="040E000F">
+      <w:start w:val="1"/>
+      <w:numFmt w:val="decimal"/>
+      <w:lvlText w:val="%1."/>
+      <w:lvlJc w:val="left"/>
+      <w:pPr>
+        <w:ind w:left="720" w:hanging="360"/>
+      </w:pPr>
+      <w:rPr>
+        <w:rFonts w:hint="default"/>
+      </w:rPr>
+    </w:lvl>
+    <w:lvl w:ilvl="1" w:tplc="040E0019" w:tentative="1">
+      <w:start w:val="1"/>
+      <w:numFmt w:val="lowerLetter"/>
+      <w:lvlText w:val="%2."/>
+      <w:lvlJc w:val="left"/>
+      <w:pPr>
+        <w:ind w:left="1440" w:hanging="360"/>
+      </w:pPr>
+    </w:lvl>
+    <w:lvl w:ilvl="2" w:tplc="040E001B" w:tentative="1">
+      <w:start w:val="1"/>
+      <w:numFmt w:val="lowerRoman"/>
+      <w:lvlText w:val="%3."/>
+      <w:lvlJc w:val="right"/>
+      <w:pPr>
+        <w:ind w:left="2160" w:hanging="180"/>
+      </w:pPr>
+    </w:lvl>
+    <w:lvl w:ilvl="3" w:tplc="040E000F" w:tentative="1">
+      <w:start w:val="1"/>
+      <w:numFmt w:val="decimal"/>
+      <w:lvlText w:val="%4."/>
+      <w:lvlJc w:val="left"/>
+      <w:pPr>
+        <w:ind w:left="2880" w:hanging="360"/>
+      </w:pPr>
+    </w:lvl>
+    <w:lvl w:ilvl="4" w:tplc="040E0019" w:tentative="1">
+      <w:start w:val="1"/>
+      <w:numFmt w:val="lowerLetter"/>
+      <w:lvlText w:val="%5."/>
+      <w:lvlJc w:val="left"/>
+      <w:pPr>
+        <w:ind w:left="3600" w:hanging="360"/>
+      </w:pPr>
+    </w:lvl>
+    <w:lvl w:ilvl="5" w:tplc="040E001B" w:tentative="1">
+      <w:start w:val="1"/>
+      <w:numFmt w:val="lowerRoman"/>
+      <w:lvlText w:val="%6."/>
+      <w:lvlJc w:val="right"/>
+      <w:pPr>
+        <w:ind w:left="4320" w:hanging="180"/>
+      </w:pPr>
+    </w:lvl>
+    <w:lvl w:ilvl="6" w:tplc="040E000F" w:tentative="1">
+      <w:start w:val="1"/>
+      <w:numFmt w:val="decimal"/>
+      <w:lvlText w:val="%7."/>
+      <w:lvlJc w:val="left"/>
+      <w:pPr>
+        <w:ind w:left="5040" w:hanging="360"/>
+      </w:pPr>
+    </w:lvl>
+    <w:lvl w:ilvl="7" w:tplc="040E0019" w:tentative="1">
+      <w:start w:val="1"/>
+      <w:numFmt w:val="lowerLetter"/>
+      <w:lvlText w:val="%8."/>
+      <w:lvlJc w:val="left"/>
+      <w:pPr>
+        <w:ind w:left="5760" w:hanging="360"/>
+      </w:pPr>
+    </w:lvl>
+    <w:lvl w:ilvl="8" w:tplc="040E001B" w:tentative="1">
+      <w:start w:val="1"/>
+      <w:numFmt w:val="lowerRoman"/>
+      <w:lvlText w:val="%9."/>
+      <w:lvlJc w:val="right"/>
+      <w:pPr>
+        <w:ind w:left="6480" w:hanging="180"/>
+      </w:pPr>
+    </w:lvl>
+  </w:abstractNum>
   <w:num w:numId="1" w16cid:durableId="1339848360">
-    <w:abstractNumId w:val="1"/>
+    <w:abstractNumId w:val="2"/>
   </w:num>
   <w:num w:numId="2" w16cid:durableId="731856075">
     <w:abstractNumId w:val="0"/>
   </w:num>
   <w:num w:numId="3" w16cid:durableId="1525099451">
-    <w:abstractNumId w:val="2"/>
+    <w:abstractNumId w:val="4"/>
+  </w:num>
+  <w:num w:numId="4" w16cid:durableId="2132238350">
+    <w:abstractNumId w:val="5"/>
+  </w:num>
+  <w:num w:numId="5" w16cid:durableId="2059930680">
+    <w:abstractNumId w:val="3"/>
+  </w:num>
+  <w:num w:numId="6" w16cid:durableId="912160971">
+    <w:abstractNumId w:val="1"/>
   </w:num>
 </w:numbering>
 </file>
